--- a/Supplementary_Table_S11.docx
+++ b/Supplementary_Table_S11.docx
@@ -262,79 +262,79 @@
                 <w:rFonts w:ascii="Calibri" w:hAnsi="Calibri"/>
                 <w:sz w:val="20"/>
               </w:rPr>
-              <w:t xml:space="default">s(Hur100_av)</w:t>
-            </w:r>
-          </w:p>
-        </w:tc>
-        <w:tc>
-          <w:tcPr>
-            <w:tcBorders>
-              <w:top w:val="single" w:space="0" w:color="D3D3D3"/>
-              <w:bottom w:val="single" w:space="0" w:color="D3D3D3"/>
-              <w:start w:val="single" w:space="0" w:color="D3D3D3"/>
-              <w:end w:val="single" w:space="0" w:color="D3D3D3"/>
-            </w:tcBorders>
-          </w:tcPr>
-          <w:p>
-            <w:pPr>
-              <w:spacing w:before="0" w:after="60"/>
-              <w:keepNext/>
-              <w:jc w:val="start"/>
-            </w:pPr>
-            <w:r>
-              <w:rPr>
-                <w:rFonts w:ascii="Calibri" w:hAnsi="Calibri"/>
-                <w:sz w:val="20"/>
-              </w:rPr>
-              <w:t xml:space="default">0.0092</w:t>
-            </w:r>
-          </w:p>
-        </w:tc>
-        <w:tc>
-          <w:tcPr>
-            <w:tcBorders>
-              <w:top w:val="single" w:space="0" w:color="D3D3D3"/>
-              <w:bottom w:val="single" w:space="0" w:color="D3D3D3"/>
-              <w:start w:val="single" w:space="0" w:color="D3D3D3"/>
-              <w:end w:val="single" w:space="0" w:color="D3D3D3"/>
-            </w:tcBorders>
-          </w:tcPr>
-          <w:p>
-            <w:pPr>
-              <w:spacing w:before="0" w:after="60"/>
-              <w:keepNext/>
-              <w:jc w:val="start"/>
-            </w:pPr>
-            <w:r>
-              <w:rPr>
-                <w:rFonts w:ascii="Calibri" w:hAnsi="Calibri"/>
-                <w:sz w:val="20"/>
-              </w:rPr>
-              <w:t xml:space="default">0.11 (independent); 0.046 (AR(1))</w:t>
-            </w:r>
-          </w:p>
-        </w:tc>
-        <w:tc>
-          <w:tcPr>
-            <w:tcBorders>
-              <w:top w:val="single" w:space="0" w:color="D3D3D3"/>
-              <w:bottom w:val="single" w:space="0" w:color="D3D3D3"/>
-              <w:start w:val="single" w:space="0" w:color="D3D3D3"/>
-              <w:end w:val="single" w:space="0" w:color="D3D3D3"/>
-            </w:tcBorders>
-          </w:tcPr>
-          <w:p>
-            <w:pPr>
-              <w:spacing w:before="0" w:after="60"/>
-              <w:keepNext/>
-              <w:jc w:val="start"/>
-            </w:pPr>
-            <w:r>
-              <w:rPr>
-                <w:rFonts w:ascii="Calibri" w:hAnsi="Calibri"/>
-                <w:sz w:val="20"/>
-              </w:rPr>
-              <w:t xml:space="default">phi = 0.35 per 0.1 ka; LRT p = 0.087; dAIC(AR1 - indep) = -0.9</w:t>
+              <w:t xml:space="default">s(Hur100_fqcy)</w:t>
+            </w:r>
+          </w:p>
+        </w:tc>
+        <w:tc>
+          <w:tcPr>
+            <w:tcBorders>
+              <w:top w:val="single" w:space="0" w:color="D3D3D3"/>
+              <w:bottom w:val="single" w:space="0" w:color="D3D3D3"/>
+              <w:start w:val="single" w:space="0" w:color="D3D3D3"/>
+              <w:end w:val="single" w:space="0" w:color="D3D3D3"/>
+            </w:tcBorders>
+          </w:tcPr>
+          <w:p>
+            <w:pPr>
+              <w:spacing w:before="0" w:after="60"/>
+              <w:keepNext/>
+              <w:jc w:val="start"/>
+            </w:pPr>
+            <w:r>
+              <w:rPr>
+                <w:rFonts w:ascii="Calibri" w:hAnsi="Calibri"/>
+                <w:sz w:val="20"/>
+              </w:rPr>
+              <w:t xml:space="default">0.081</w:t>
+            </w:r>
+          </w:p>
+        </w:tc>
+        <w:tc>
+          <w:tcPr>
+            <w:tcBorders>
+              <w:top w:val="single" w:space="0" w:color="D3D3D3"/>
+              <w:bottom w:val="single" w:space="0" w:color="D3D3D3"/>
+              <w:start w:val="single" w:space="0" w:color="D3D3D3"/>
+              <w:end w:val="single" w:space="0" w:color="D3D3D3"/>
+            </w:tcBorders>
+          </w:tcPr>
+          <w:p>
+            <w:pPr>
+              <w:spacing w:before="0" w:after="60"/>
+              <w:keepNext/>
+              <w:jc w:val="start"/>
+            </w:pPr>
+            <w:r>
+              <w:rPr>
+                <w:rFonts w:ascii="Calibri" w:hAnsi="Calibri"/>
+                <w:sz w:val="20"/>
+              </w:rPr>
+              <w:t xml:space="default">0.24 (independent); 0.46 (AR(1))</w:t>
+            </w:r>
+          </w:p>
+        </w:tc>
+        <w:tc>
+          <w:tcPr>
+            <w:tcBorders>
+              <w:top w:val="single" w:space="0" w:color="D3D3D3"/>
+              <w:bottom w:val="single" w:space="0" w:color="D3D3D3"/>
+              <w:start w:val="single" w:space="0" w:color="D3D3D3"/>
+              <w:end w:val="single" w:space="0" w:color="D3D3D3"/>
+            </w:tcBorders>
+          </w:tcPr>
+          <w:p>
+            <w:pPr>
+              <w:spacing w:before="0" w:after="60"/>
+              <w:keepNext/>
+              <w:jc w:val="start"/>
+            </w:pPr>
+            <w:r>
+              <w:rPr>
+                <w:rFonts w:ascii="Calibri" w:hAnsi="Calibri"/>
+                <w:sz w:val="20"/>
+              </w:rPr>
+              <w:t xml:space="default">phi = 0.22 per 0.1 ka; LRT p = 0.32; dAIC(AR1 - indep) = 1.0</w:t>
             </w:r>
           </w:p>
         </w:tc>
@@ -459,7 +459,7 @@
                 <w:rFonts w:ascii="Calibri" w:hAnsi="Calibri"/>
                 <w:sz w:val="20"/>
               </w:rPr>
-              <w:t xml:space="default">phi = 0.33 per 0.1 ka; LRT p = 0.22; dAIC(AR1 - indep) = 0.5</w:t>
+              <w:t xml:space="default">phi = 0.07 per 0.1 ka; LRT p = 0.72; dAIC(AR1 - indep) = 1.9</w:t>
             </w:r>
           </w:p>
         </w:tc>
@@ -544,79 +544,79 @@
                 <w:rFonts w:ascii="Calibri" w:hAnsi="Calibri"/>
                 <w:sz w:val="20"/>
               </w:rPr>
-              <w:t xml:space="default">s(Hur100_av)</w:t>
-            </w:r>
-          </w:p>
-        </w:tc>
-        <w:tc>
-          <w:tcPr>
-            <w:tcBorders>
-              <w:top w:val="single" w:space="0" w:color="D3D3D3"/>
-              <w:bottom w:val="single" w:space="0" w:color="D3D3D3"/>
-              <w:start w:val="single" w:space="0" w:color="D3D3D3"/>
-              <w:end w:val="single" w:space="0" w:color="D3D3D3"/>
-            </w:tcBorders>
-          </w:tcPr>
-          <w:p>
-            <w:pPr>
-              <w:spacing w:before="0" w:after="60"/>
-              <w:keepNext/>
-              <w:jc w:val="start"/>
-            </w:pPr>
-            <w:r>
-              <w:rPr>
-                <w:rFonts w:ascii="Calibri" w:hAnsi="Calibri"/>
-                <w:sz w:val="20"/>
-              </w:rPr>
-              <w:t xml:space="default">0.0092</w:t>
-            </w:r>
-          </w:p>
-        </w:tc>
-        <w:tc>
-          <w:tcPr>
-            <w:tcBorders>
-              <w:top w:val="single" w:space="0" w:color="D3D3D3"/>
-              <w:bottom w:val="single" w:space="0" w:color="D3D3D3"/>
-              <w:start w:val="single" w:space="0" w:color="D3D3D3"/>
-              <w:end w:val="single" w:space="0" w:color="D3D3D3"/>
-            </w:tcBorders>
-          </w:tcPr>
-          <w:p>
-            <w:pPr>
-              <w:spacing w:before="0" w:after="60"/>
-              <w:keepNext/>
-              <w:jc w:val="start"/>
-            </w:pPr>
-            <w:r>
-              <w:rPr>
-                <w:rFonts w:ascii="Calibri" w:hAnsi="Calibri"/>
-                <w:sz w:val="20"/>
-              </w:rPr>
-              <w:t xml:space="default">0.00033</w:t>
-            </w:r>
-          </w:p>
-        </w:tc>
-        <w:tc>
-          <w:tcPr>
-            <w:tcBorders>
-              <w:top w:val="single" w:space="0" w:color="D3D3D3"/>
-              <w:bottom w:val="single" w:space="0" w:color="D3D3D3"/>
-              <w:start w:val="single" w:space="0" w:color="D3D3D3"/>
-              <w:end w:val="single" w:space="0" w:color="D3D3D3"/>
-            </w:tcBorders>
-          </w:tcPr>
-          <w:p>
-            <w:pPr>
-              <w:spacing w:before="0" w:after="60"/>
-              <w:keepNext/>
-              <w:jc w:val="start"/>
-            </w:pPr>
-            <w:r>
-              <w:rPr>
-                <w:rFonts w:ascii="Calibri" w:hAnsi="Calibri"/>
-                <w:sz w:val="20"/>
-              </w:rPr>
-              <w:t xml:space="default">selected model M4_av (weight 0.49) vs M4_av; deviance explained 43.7 % vs 28.7 %</w:t>
+              <w:t xml:space="default">s(Hur100_fqcy)</w:t>
+            </w:r>
+          </w:p>
+        </w:tc>
+        <w:tc>
+          <w:tcPr>
+            <w:tcBorders>
+              <w:top w:val="single" w:space="0" w:color="D3D3D3"/>
+              <w:bottom w:val="single" w:space="0" w:color="D3D3D3"/>
+              <w:start w:val="single" w:space="0" w:color="D3D3D3"/>
+              <w:end w:val="single" w:space="0" w:color="D3D3D3"/>
+            </w:tcBorders>
+          </w:tcPr>
+          <w:p>
+            <w:pPr>
+              <w:spacing w:before="0" w:after="60"/>
+              <w:keepNext/>
+              <w:jc w:val="start"/>
+            </w:pPr>
+            <w:r>
+              <w:rPr>
+                <w:rFonts w:ascii="Calibri" w:hAnsi="Calibri"/>
+                <w:sz w:val="20"/>
+              </w:rPr>
+              <w:t xml:space="default">0.081</w:t>
+            </w:r>
+          </w:p>
+        </w:tc>
+        <w:tc>
+          <w:tcPr>
+            <w:tcBorders>
+              <w:top w:val="single" w:space="0" w:color="D3D3D3"/>
+              <w:bottom w:val="single" w:space="0" w:color="D3D3D3"/>
+              <w:start w:val="single" w:space="0" w:color="D3D3D3"/>
+              <w:end w:val="single" w:space="0" w:color="D3D3D3"/>
+            </w:tcBorders>
+          </w:tcPr>
+          <w:p>
+            <w:pPr>
+              <w:spacing w:before="0" w:after="60"/>
+              <w:keepNext/>
+              <w:jc w:val="start"/>
+            </w:pPr>
+            <w:r>
+              <w:rPr>
+                <w:rFonts w:ascii="Calibri" w:hAnsi="Calibri"/>
+                <w:sz w:val="20"/>
+              </w:rPr>
+              <w:t xml:space="default">NA</w:t>
+            </w:r>
+          </w:p>
+        </w:tc>
+        <w:tc>
+          <w:tcPr>
+            <w:tcBorders>
+              <w:top w:val="single" w:space="0" w:color="D3D3D3"/>
+              <w:bottom w:val="single" w:space="0" w:color="D3D3D3"/>
+              <w:start w:val="single" w:space="0" w:color="D3D3D3"/>
+              <w:end w:val="single" w:space="0" w:color="D3D3D3"/>
+            </w:tcBorders>
+          </w:tcPr>
+          <w:p>
+            <w:pPr>
+              <w:spacing w:before="0" w:after="60"/>
+              <w:keepNext/>
+              <w:jc w:val="start"/>
+            </w:pPr>
+            <w:r>
+              <w:rPr>
+                <w:rFonts w:ascii="Calibri" w:hAnsi="Calibri"/>
+                <w:sz w:val="20"/>
+              </w:rPr>
+              <w:t xml:space="default">selected model M5_av (weight 0.34) vs M4_fqcy; deviance explained 34.0 % vs 16.5 %</w:t>
             </w:r>
           </w:p>
         </w:tc>
@@ -701,79 +701,79 @@
                 <w:rFonts w:ascii="Calibri" w:hAnsi="Calibri"/>
                 <w:sz w:val="20"/>
               </w:rPr>
-              <w:t xml:space="default">Hurricane</w:t>
-            </w:r>
-          </w:p>
-        </w:tc>
-        <w:tc>
-          <w:tcPr>
-            <w:tcBorders>
-              <w:top w:val="single" w:space="0" w:color="D3D3D3"/>
-              <w:bottom w:val="single" w:space="0" w:color="D3D3D3"/>
-              <w:start w:val="single" w:space="0" w:color="D3D3D3"/>
-              <w:end w:val="single" w:space="0" w:color="D3D3D3"/>
-            </w:tcBorders>
-          </w:tcPr>
-          <w:p>
-            <w:pPr>
-              <w:spacing w:before="0" w:after="60"/>
-              <w:keepNext/>
-              <w:jc w:val="start"/>
-            </w:pPr>
-            <w:r>
-              <w:rPr>
-                <w:rFonts w:ascii="Calibri" w:hAnsi="Calibri"/>
-                <w:sz w:val="20"/>
-              </w:rPr>
-              <w:t xml:space="default">0.79</w:t>
-            </w:r>
-          </w:p>
-        </w:tc>
-        <w:tc>
-          <w:tcPr>
-            <w:tcBorders>
-              <w:top w:val="single" w:space="0" w:color="D3D3D3"/>
-              <w:bottom w:val="single" w:space="0" w:color="D3D3D3"/>
-              <w:start w:val="single" w:space="0" w:color="D3D3D3"/>
-              <w:end w:val="single" w:space="0" w:color="D3D3D3"/>
-            </w:tcBorders>
-          </w:tcPr>
-          <w:p>
-            <w:pPr>
-              <w:spacing w:before="0" w:after="60"/>
-              <w:keepNext/>
-              <w:jc w:val="start"/>
-            </w:pPr>
-            <w:r>
-              <w:rPr>
-                <w:rFonts w:ascii="Calibri" w:hAnsi="Calibri"/>
-                <w:sz w:val="20"/>
-              </w:rPr>
-              <w:t xml:space="default">0.0066</w:t>
-            </w:r>
-          </w:p>
-        </w:tc>
-        <w:tc>
-          <w:tcPr>
-            <w:tcBorders>
-              <w:top w:val="single" w:space="0" w:color="D3D3D3"/>
-              <w:bottom w:val="single" w:space="0" w:color="D3D3D3"/>
-              <w:start w:val="single" w:space="0" w:color="D3D3D3"/>
-              <w:end w:val="single" w:space="0" w:color="D3D3D3"/>
-            </w:tcBorders>
-          </w:tcPr>
-          <w:p>
-            <w:pPr>
-              <w:spacing w:before="0" w:after="60"/>
-              <w:keepNext/>
-              <w:jc w:val="start"/>
-            </w:pPr>
-            <w:r>
-              <w:rPr>
-                <w:rFonts w:ascii="Calibri" w:hAnsi="Calibri"/>
-                <w:sz w:val="20"/>
-              </w:rPr>
-              <w:t xml:space="default">best marginal model on the pooled series: M_hur (weight 1.00); reference = same model on the source-standardized series</w:t>
+              <w:t xml:space="default">Hydro</w:t>
+            </w:r>
+          </w:p>
+        </w:tc>
+        <w:tc>
+          <w:tcPr>
+            <w:tcBorders>
+              <w:top w:val="single" w:space="0" w:color="D3D3D3"/>
+              <w:bottom w:val="single" w:space="0" w:color="D3D3D3"/>
+              <w:start w:val="single" w:space="0" w:color="D3D3D3"/>
+              <w:end w:val="single" w:space="0" w:color="D3D3D3"/>
+            </w:tcBorders>
+          </w:tcPr>
+          <w:p>
+            <w:pPr>
+              <w:spacing w:before="0" w:after="60"/>
+              <w:keepNext/>
+              <w:jc w:val="start"/>
+            </w:pPr>
+            <w:r>
+              <w:rPr>
+                <w:rFonts w:ascii="Calibri" w:hAnsi="Calibri"/>
+                <w:sz w:val="20"/>
+              </w:rPr>
+              <w:t xml:space="default">0.66</w:t>
+            </w:r>
+          </w:p>
+        </w:tc>
+        <w:tc>
+          <w:tcPr>
+            <w:tcBorders>
+              <w:top w:val="single" w:space="0" w:color="D3D3D3"/>
+              <w:bottom w:val="single" w:space="0" w:color="D3D3D3"/>
+              <w:start w:val="single" w:space="0" w:color="D3D3D3"/>
+              <w:end w:val="single" w:space="0" w:color="D3D3D3"/>
+            </w:tcBorders>
+          </w:tcPr>
+          <w:p>
+            <w:pPr>
+              <w:spacing w:before="0" w:after="60"/>
+              <w:keepNext/>
+              <w:jc w:val="start"/>
+            </w:pPr>
+            <w:r>
+              <w:rPr>
+                <w:rFonts w:ascii="Calibri" w:hAnsi="Calibri"/>
+                <w:sz w:val="20"/>
+              </w:rPr>
+              <w:t xml:space="default">0.0025</w:t>
+            </w:r>
+          </w:p>
+        </w:tc>
+        <w:tc>
+          <w:tcPr>
+            <w:tcBorders>
+              <w:top w:val="single" w:space="0" w:color="D3D3D3"/>
+              <w:bottom w:val="single" w:space="0" w:color="D3D3D3"/>
+              <w:start w:val="single" w:space="0" w:color="D3D3D3"/>
+              <w:end w:val="single" w:space="0" w:color="D3D3D3"/>
+            </w:tcBorders>
+          </w:tcPr>
+          <w:p>
+            <w:pPr>
+              <w:spacing w:before="0" w:after="60"/>
+              <w:keepNext/>
+              <w:jc w:val="start"/>
+            </w:pPr>
+            <w:r>
+              <w:rPr>
+                <w:rFonts w:ascii="Calibri" w:hAnsi="Calibri"/>
+                <w:sz w:val="20"/>
+              </w:rPr>
+              <w:t xml:space="default">best marginal model on the pooled series: M_hyd (weight 0.80); reference = same model on the source-standardized series</w:t>
             </w:r>
           </w:p>
         </w:tc>
@@ -858,55 +858,55 @@
                 <w:rFonts w:ascii="Calibri" w:hAnsi="Calibri"/>
                 <w:sz w:val="20"/>
               </w:rPr>
-              <w:t xml:space="default">s(dT_raw)</w:t>
-            </w:r>
-          </w:p>
-        </w:tc>
-        <w:tc>
-          <w:tcPr>
-            <w:tcBorders>
-              <w:top w:val="single" w:space="0" w:color="D3D3D3"/>
-              <w:bottom w:val="single" w:space="0" w:color="D3D3D3"/>
-              <w:start w:val="single" w:space="0" w:color="D3D3D3"/>
-              <w:end w:val="single" w:space="0" w:color="D3D3D3"/>
-            </w:tcBorders>
-          </w:tcPr>
-          <w:p>
-            <w:pPr>
-              <w:spacing w:before="0" w:after="60"/>
-              <w:keepNext/>
-              <w:jc w:val="start"/>
-            </w:pPr>
-            <w:r>
-              <w:rPr>
-                <w:rFonts w:ascii="Calibri" w:hAnsi="Calibri"/>
-                <w:sz w:val="20"/>
-              </w:rPr>
-              <w:t xml:space="default">0.0092</w:t>
-            </w:r>
-          </w:p>
-        </w:tc>
-        <w:tc>
-          <w:tcPr>
-            <w:tcBorders>
-              <w:top w:val="single" w:space="0" w:color="D3D3D3"/>
-              <w:bottom w:val="single" w:space="0" w:color="D3D3D3"/>
-              <w:start w:val="single" w:space="0" w:color="D3D3D3"/>
-              <w:end w:val="single" w:space="0" w:color="D3D3D3"/>
-            </w:tcBorders>
-          </w:tcPr>
-          <w:p>
-            <w:pPr>
-              <w:spacing w:before="0" w:after="60"/>
-              <w:keepNext/>
-              <w:jc w:val="start"/>
-            </w:pPr>
-            <w:r>
-              <w:rPr>
-                <w:rFonts w:ascii="Calibri" w:hAnsi="Calibri"/>
-                <w:sz w:val="20"/>
-              </w:rPr>
-              <w:t xml:space="default">0.056</w:t>
+              <w:t xml:space="default">s(GMHT_CPS0_30N)</w:t>
+            </w:r>
+          </w:p>
+        </w:tc>
+        <w:tc>
+          <w:tcPr>
+            <w:tcBorders>
+              <w:top w:val="single" w:space="0" w:color="D3D3D3"/>
+              <w:bottom w:val="single" w:space="0" w:color="D3D3D3"/>
+              <w:start w:val="single" w:space="0" w:color="D3D3D3"/>
+              <w:end w:val="single" w:space="0" w:color="D3D3D3"/>
+            </w:tcBorders>
+          </w:tcPr>
+          <w:p>
+            <w:pPr>
+              <w:spacing w:before="0" w:after="60"/>
+              <w:keepNext/>
+              <w:jc w:val="start"/>
+            </w:pPr>
+            <w:r>
+              <w:rPr>
+                <w:rFonts w:ascii="Calibri" w:hAnsi="Calibri"/>
+                <w:sz w:val="20"/>
+              </w:rPr>
+              <w:t xml:space="default">0.81</w:t>
+            </w:r>
+          </w:p>
+        </w:tc>
+        <w:tc>
+          <w:tcPr>
+            <w:tcBorders>
+              <w:top w:val="single" w:space="0" w:color="D3D3D3"/>
+              <w:bottom w:val="single" w:space="0" w:color="D3D3D3"/>
+              <w:start w:val="single" w:space="0" w:color="D3D3D3"/>
+              <w:end w:val="single" w:space="0" w:color="D3D3D3"/>
+            </w:tcBorders>
+          </w:tcPr>
+          <w:p>
+            <w:pPr>
+              <w:spacing w:before="0" w:after="60"/>
+              <w:keepNext/>
+              <w:jc w:val="start"/>
+            </w:pPr>
+            <w:r>
+              <w:rPr>
+                <w:rFonts w:ascii="Calibri" w:hAnsi="Calibri"/>
+                <w:sz w:val="20"/>
+              </w:rPr>
+              <w:t xml:space="default">1</w:t>
             </w:r>
           </w:p>
         </w:tc>
@@ -983,55 +983,55 @@
                 <w:rFonts w:ascii="Calibri" w:hAnsi="Calibri"/>
                 <w:sz w:val="20"/>
               </w:rPr>
-              <w:t xml:space="default">s(Hur100_fqcy)</w:t>
-            </w:r>
-          </w:p>
-        </w:tc>
-        <w:tc>
-          <w:tcPr>
-            <w:tcBorders>
-              <w:top w:val="single" w:space="0" w:color="D3D3D3"/>
-              <w:bottom w:val="single" w:space="0" w:color="D3D3D3"/>
-              <w:start w:val="single" w:space="0" w:color="D3D3D3"/>
-              <w:end w:val="single" w:space="0" w:color="D3D3D3"/>
-            </w:tcBorders>
-          </w:tcPr>
-          <w:p>
-            <w:pPr>
-              <w:spacing w:before="0" w:after="60"/>
-              <w:keepNext/>
-              <w:jc w:val="start"/>
-            </w:pPr>
-            <w:r>
-              <w:rPr>
-                <w:rFonts w:ascii="Calibri" w:hAnsi="Calibri"/>
-                <w:sz w:val="20"/>
-              </w:rPr>
-              <w:t xml:space="default">0.032</w:t>
-            </w:r>
-          </w:p>
-        </w:tc>
-        <w:tc>
-          <w:tcPr>
-            <w:tcBorders>
-              <w:top w:val="single" w:space="0" w:color="D3D3D3"/>
-              <w:bottom w:val="single" w:space="0" w:color="D3D3D3"/>
-              <w:start w:val="single" w:space="0" w:color="D3D3D3"/>
-              <w:end w:val="single" w:space="0" w:color="D3D3D3"/>
-            </w:tcBorders>
-          </w:tcPr>
-          <w:p>
-            <w:pPr>
-              <w:spacing w:before="0" w:after="60"/>
-              <w:keepNext/>
-              <w:jc w:val="start"/>
-            </w:pPr>
-            <w:r>
-              <w:rPr>
-                <w:rFonts w:ascii="Calibri" w:hAnsi="Calibri"/>
-                <w:sz w:val="20"/>
-              </w:rPr>
-              <w:t xml:space="default">0.059</w:t>
+              <w:t xml:space="default">s(dT_raw)</w:t>
+            </w:r>
+          </w:p>
+        </w:tc>
+        <w:tc>
+          <w:tcPr>
+            <w:tcBorders>
+              <w:top w:val="single" w:space="0" w:color="D3D3D3"/>
+              <w:bottom w:val="single" w:space="0" w:color="D3D3D3"/>
+              <w:start w:val="single" w:space="0" w:color="D3D3D3"/>
+              <w:end w:val="single" w:space="0" w:color="D3D3D3"/>
+            </w:tcBorders>
+          </w:tcPr>
+          <w:p>
+            <w:pPr>
+              <w:spacing w:before="0" w:after="60"/>
+              <w:keepNext/>
+              <w:jc w:val="start"/>
+            </w:pPr>
+            <w:r>
+              <w:rPr>
+                <w:rFonts w:ascii="Calibri" w:hAnsi="Calibri"/>
+                <w:sz w:val="20"/>
+              </w:rPr>
+              <w:t xml:space="default">0.0025</w:t>
+            </w:r>
+          </w:p>
+        </w:tc>
+        <w:tc>
+          <w:tcPr>
+            <w:tcBorders>
+              <w:top w:val="single" w:space="0" w:color="D3D3D3"/>
+              <w:bottom w:val="single" w:space="0" w:color="D3D3D3"/>
+              <w:start w:val="single" w:space="0" w:color="D3D3D3"/>
+              <w:end w:val="single" w:space="0" w:color="D3D3D3"/>
+            </w:tcBorders>
+          </w:tcPr>
+          <w:p>
+            <w:pPr>
+              <w:spacing w:before="0" w:after="60"/>
+              <w:keepNext/>
+              <w:jc w:val="start"/>
+            </w:pPr>
+            <w:r>
+              <w:rPr>
+                <w:rFonts w:ascii="Calibri" w:hAnsi="Calibri"/>
+                <w:sz w:val="20"/>
+              </w:rPr>
+              <w:t xml:space="default">1</w:t>
             </w:r>
           </w:p>
         </w:tc>
@@ -1067,27 +1067,120 @@
         <w:tc>
           <w:tcPr>
             <w:tcBorders>
-              <w:top w:val="single" w:sz="16" w:space="0" w:color="D3D3D3"/>
-              <w:bottom w:val="single" w:sz="16" w:space="0" w:color="D3D3D3"/>
-              <w:start w:val="single" w:space="0" w:color="D3D3D3"/>
-              <w:end w:val="single" w:space="0" w:color="D3D3D3"/>
-            </w:tcBorders>
-            <w:tcMar>
-              <w:top w:w="25" w:type="dxa"/>
-            </w:tcMar>
-            <w:gridSpan w:val="5"/>
-          </w:tcPr>
-          <w:p>
-            <w:pPr>
-              <w:spacing w:before="0" w:after="60"/>
-              <w:keepNext/>
-            </w:pPr>
-            <w:r>
-              <w:rPr>
-                <w:rFonts w:ascii="Calibri" w:hAnsi="Calibri"/>
-                <w:sz w:val="20"/>
-              </w:rPr>
-              <w:t xml:space="default">Thermal regime added to the selected hurricane model</w:t>
+              <w:top w:val="single" w:space="0" w:color="D3D3D3"/>
+              <w:bottom w:val="single" w:space="0" w:color="D3D3D3"/>
+              <w:start w:val="single" w:space="0" w:color="D3D3D3"/>
+              <w:end w:val="single" w:space="0" w:color="D3D3D3"/>
+            </w:tcBorders>
+          </w:tcPr>
+          <w:p>
+            <w:pPr>
+              <w:spacing w:before="0" w:after="60"/>
+              <w:keepNext/>
+              <w:jc w:val="start"/>
+            </w:pPr>
+            <w:r>
+              <w:rPr>
+                <w:rFonts w:ascii="Calibri" w:hAnsi="Calibri"/>
+                <w:sz w:val="20"/>
+              </w:rPr>
+              <w:t xml:space="default">Saint Croix</w:t>
+            </w:r>
+          </w:p>
+        </w:tc>
+        <w:tc>
+          <w:tcPr>
+            <w:tcBorders>
+              <w:top w:val="single" w:space="0" w:color="D3D3D3"/>
+              <w:bottom w:val="single" w:space="0" w:color="D3D3D3"/>
+              <w:start w:val="single" w:space="0" w:color="D3D3D3"/>
+              <w:end w:val="single" w:space="0" w:color="D3D3D3"/>
+            </w:tcBorders>
+          </w:tcPr>
+          <w:p>
+            <w:pPr>
+              <w:spacing w:before="0" w:after="60"/>
+              <w:keepNext/>
+              <w:jc w:val="start"/>
+            </w:pPr>
+            <w:r>
+              <w:rPr>
+                <w:rFonts w:ascii="Calibri" w:hAnsi="Calibri"/>
+                <w:sz w:val="20"/>
+              </w:rPr>
+              <w:t xml:space="default">s(Hur100_av)</w:t>
+            </w:r>
+          </w:p>
+        </w:tc>
+        <w:tc>
+          <w:tcPr>
+            <w:tcBorders>
+              <w:top w:val="single" w:space="0" w:color="D3D3D3"/>
+              <w:bottom w:val="single" w:space="0" w:color="D3D3D3"/>
+              <w:start w:val="single" w:space="0" w:color="D3D3D3"/>
+              <w:end w:val="single" w:space="0" w:color="D3D3D3"/>
+            </w:tcBorders>
+          </w:tcPr>
+          <w:p>
+            <w:pPr>
+              <w:spacing w:before="0" w:after="60"/>
+              <w:keepNext/>
+              <w:jc w:val="start"/>
+            </w:pPr>
+            <w:r>
+              <w:rPr>
+                <w:rFonts w:ascii="Calibri" w:hAnsi="Calibri"/>
+                <w:sz w:val="20"/>
+              </w:rPr>
+              <w:t xml:space="default">0.00015</w:t>
+            </w:r>
+          </w:p>
+        </w:tc>
+        <w:tc>
+          <w:tcPr>
+            <w:tcBorders>
+              <w:top w:val="single" w:space="0" w:color="D3D3D3"/>
+              <w:bottom w:val="single" w:space="0" w:color="D3D3D3"/>
+              <w:start w:val="single" w:space="0" w:color="D3D3D3"/>
+              <w:end w:val="single" w:space="0" w:color="D3D3D3"/>
+            </w:tcBorders>
+          </w:tcPr>
+          <w:p>
+            <w:pPr>
+              <w:spacing w:before="0" w:after="60"/>
+              <w:keepNext/>
+              <w:jc w:val="start"/>
+            </w:pPr>
+            <w:r>
+              <w:rPr>
+                <w:rFonts w:ascii="Calibri" w:hAnsi="Calibri"/>
+                <w:sz w:val="20"/>
+              </w:rPr>
+              <w:t xml:space="default">1</w:t>
+            </w:r>
+          </w:p>
+        </w:tc>
+        <w:tc>
+          <w:tcPr>
+            <w:tcBorders>
+              <w:top w:val="single" w:space="0" w:color="D3D3D3"/>
+              <w:bottom w:val="single" w:space="0" w:color="D3D3D3"/>
+              <w:start w:val="single" w:space="0" w:color="D3D3D3"/>
+              <w:end w:val="single" w:space="0" w:color="D3D3D3"/>
+            </w:tcBorders>
+          </w:tcPr>
+          <w:p>
+            <w:pPr>
+              <w:spacing w:before="0" w:after="60"/>
+              <w:keepNext/>
+              <w:jc w:val="start"/>
+            </w:pPr>
+            <w:r>
+              <w:rPr>
+                <w:rFonts w:ascii="Calibri" w:hAnsi="Calibri"/>
+                <w:sz w:val="20"/>
+              </w:rPr>
+              <w:t xml:space="default">same terms as the selected model</w:t>
             </w:r>
           </w:p>
         </w:tc>
@@ -1099,6 +1192,38 @@
         <w:tc>
           <w:tcPr>
             <w:tcBorders>
+              <w:top w:val="single" w:sz="16" w:space="0" w:color="D3D3D3"/>
+              <w:bottom w:val="single" w:sz="16" w:space="0" w:color="D3D3D3"/>
+              <w:start w:val="single" w:space="0" w:color="D3D3D3"/>
+              <w:end w:val="single" w:space="0" w:color="D3D3D3"/>
+            </w:tcBorders>
+            <w:tcMar>
+              <w:top w:w="25" w:type="dxa"/>
+            </w:tcMar>
+            <w:gridSpan w:val="5"/>
+          </w:tcPr>
+          <w:p>
+            <w:pPr>
+              <w:spacing w:before="0" w:after="60"/>
+              <w:keepNext/>
+            </w:pPr>
+            <w:r>
+              <w:rPr>
+                <w:rFonts w:ascii="Calibri" w:hAnsi="Calibri"/>
+                <w:sz w:val="20"/>
+              </w:rPr>
+              <w:t xml:space="default">Thermal regime added to the selected hurricane model</w:t>
+            </w:r>
+          </w:p>
+        </w:tc>
+      </w:tr>
+      <w:tr>
+        <w:trPr>
+          <w:cantSplit/>
+        </w:trPr>
+        <w:tc>
+          <w:tcPr>
+            <w:tcBorders>
               <w:top w:val="single" w:space="0" w:color="D3D3D3"/>
               <w:bottom w:val="single" w:space="0" w:color="D3D3D3"/>
               <w:start w:val="single" w:space="0" w:color="D3D3D3"/>
@@ -1164,31 +1289,31 @@
                 <w:rFonts w:ascii="Calibri" w:hAnsi="Calibri"/>
                 <w:sz w:val="20"/>
               </w:rPr>
-              <w:t xml:space="default">0.012</w:t>
-            </w:r>
-          </w:p>
-        </w:tc>
-        <w:tc>
-          <w:tcPr>
-            <w:tcBorders>
-              <w:top w:val="single" w:space="0" w:color="D3D3D3"/>
-              <w:bottom w:val="single" w:space="0" w:color="D3D3D3"/>
-              <w:start w:val="single" w:space="0" w:color="D3D3D3"/>
-              <w:end w:val="single" w:space="0" w:color="D3D3D3"/>
-            </w:tcBorders>
-          </w:tcPr>
-          <w:p>
-            <w:pPr>
-              <w:spacing w:before="0" w:after="60"/>
-              <w:keepNext/>
-              <w:jc w:val="start"/>
-            </w:pPr>
-            <w:r>
-              <w:rPr>
-                <w:rFonts w:ascii="Calibri" w:hAnsi="Calibri"/>
-                <w:sz w:val="20"/>
-              </w:rPr>
-              <w:t xml:space="default">0.22</w:t>
+              <w:t xml:space="default">&lt;1e-04</w:t>
+            </w:r>
+          </w:p>
+        </w:tc>
+        <w:tc>
+          <w:tcPr>
+            <w:tcBorders>
+              <w:top w:val="single" w:space="0" w:color="D3D3D3"/>
+              <w:bottom w:val="single" w:space="0" w:color="D3D3D3"/>
+              <w:start w:val="single" w:space="0" w:color="D3D3D3"/>
+              <w:end w:val="single" w:space="0" w:color="D3D3D3"/>
+            </w:tcBorders>
+          </w:tcPr>
+          <w:p>
+            <w:pPr>
+              <w:spacing w:before="0" w:after="60"/>
+              <w:keepNext/>
+              <w:jc w:val="start"/>
+            </w:pPr>
+            <w:r>
+              <w:rPr>
+                <w:rFonts w:ascii="Calibri" w:hAnsi="Calibri"/>
+                <w:sz w:val="20"/>
+              </w:rPr>
+              <w:t xml:space="default">0.99</w:t>
             </w:r>
           </w:p>
         </w:tc>

--- a/Supplementary_Table_S11.docx
+++ b/Supplementary_Table_S11.docx
@@ -286,55 +286,55 @@
                 <w:rFonts w:ascii="Calibri" w:hAnsi="Calibri"/>
                 <w:sz w:val="20"/>
               </w:rPr>
-              <w:t xml:space="default">0.081</w:t>
-            </w:r>
-          </w:p>
-        </w:tc>
-        <w:tc>
-          <w:tcPr>
-            <w:tcBorders>
-              <w:top w:val="single" w:space="0" w:color="D3D3D3"/>
-              <w:bottom w:val="single" w:space="0" w:color="D3D3D3"/>
-              <w:start w:val="single" w:space="0" w:color="D3D3D3"/>
-              <w:end w:val="single" w:space="0" w:color="D3D3D3"/>
-            </w:tcBorders>
-          </w:tcPr>
-          <w:p>
-            <w:pPr>
-              <w:spacing w:before="0" w:after="60"/>
-              <w:keepNext/>
-              <w:jc w:val="start"/>
-            </w:pPr>
-            <w:r>
-              <w:rPr>
-                <w:rFonts w:ascii="Calibri" w:hAnsi="Calibri"/>
-                <w:sz w:val="20"/>
-              </w:rPr>
-              <w:t xml:space="default">0.24 (independent); 0.46 (AR(1))</w:t>
-            </w:r>
-          </w:p>
-        </w:tc>
-        <w:tc>
-          <w:tcPr>
-            <w:tcBorders>
-              <w:top w:val="single" w:space="0" w:color="D3D3D3"/>
-              <w:bottom w:val="single" w:space="0" w:color="D3D3D3"/>
-              <w:start w:val="single" w:space="0" w:color="D3D3D3"/>
-              <w:end w:val="single" w:space="0" w:color="D3D3D3"/>
-            </w:tcBorders>
-          </w:tcPr>
-          <w:p>
-            <w:pPr>
-              <w:spacing w:before="0" w:after="60"/>
-              <w:keepNext/>
-              <w:jc w:val="start"/>
-            </w:pPr>
-            <w:r>
-              <w:rPr>
-                <w:rFonts w:ascii="Calibri" w:hAnsi="Calibri"/>
-                <w:sz w:val="20"/>
-              </w:rPr>
-              <w:t xml:space="default">phi = 0.22 per 0.1 ka; LRT p = 0.32; dAIC(AR1 - indep) = 1.0</w:t>
+              <w:t xml:space="default">0.0023</w:t>
+            </w:r>
+          </w:p>
+        </w:tc>
+        <w:tc>
+          <w:tcPr>
+            <w:tcBorders>
+              <w:top w:val="single" w:space="0" w:color="D3D3D3"/>
+              <w:bottom w:val="single" w:space="0" w:color="D3D3D3"/>
+              <w:start w:val="single" w:space="0" w:color="D3D3D3"/>
+              <w:end w:val="single" w:space="0" w:color="D3D3D3"/>
+            </w:tcBorders>
+          </w:tcPr>
+          <w:p>
+            <w:pPr>
+              <w:spacing w:before="0" w:after="60"/>
+              <w:keepNext/>
+              <w:jc w:val="start"/>
+            </w:pPr>
+            <w:r>
+              <w:rPr>
+                <w:rFonts w:ascii="Calibri" w:hAnsi="Calibri"/>
+                <w:sz w:val="20"/>
+              </w:rPr>
+              <w:t xml:space="default">0.011 (independent); 0.014 (AR(1))</w:t>
+            </w:r>
+          </w:p>
+        </w:tc>
+        <w:tc>
+          <w:tcPr>
+            <w:tcBorders>
+              <w:top w:val="single" w:space="0" w:color="D3D3D3"/>
+              <w:bottom w:val="single" w:space="0" w:color="D3D3D3"/>
+              <w:start w:val="single" w:space="0" w:color="D3D3D3"/>
+              <w:end w:val="single" w:space="0" w:color="D3D3D3"/>
+            </w:tcBorders>
+          </w:tcPr>
+          <w:p>
+            <w:pPr>
+              <w:spacing w:before="0" w:after="60"/>
+              <w:keepNext/>
+              <w:jc w:val="start"/>
+            </w:pPr>
+            <w:r>
+              <w:rPr>
+                <w:rFonts w:ascii="Calibri" w:hAnsi="Calibri"/>
+                <w:sz w:val="20"/>
+              </w:rPr>
+              <w:t xml:space="default">phi = 0.34 per 0.1 ka; LRT p = 0.17; dAIC(AR1 - indep) = 0.1</w:t>
             </w:r>
           </w:p>
         </w:tc>
@@ -411,55 +411,55 @@
                 <w:rFonts w:ascii="Calibri" w:hAnsi="Calibri"/>
                 <w:sz w:val="20"/>
               </w:rPr>
-              <w:t xml:space="default">&lt;1e-04</w:t>
-            </w:r>
-          </w:p>
-        </w:tc>
-        <w:tc>
-          <w:tcPr>
-            <w:tcBorders>
-              <w:top w:val="single" w:space="0" w:color="D3D3D3"/>
-              <w:bottom w:val="single" w:space="0" w:color="D3D3D3"/>
-              <w:start w:val="single" w:space="0" w:color="D3D3D3"/>
-              <w:end w:val="single" w:space="0" w:color="D3D3D3"/>
-            </w:tcBorders>
-          </w:tcPr>
-          <w:p>
-            <w:pPr>
-              <w:spacing w:before="0" w:after="60"/>
-              <w:keepNext/>
-              <w:jc w:val="start"/>
-            </w:pPr>
-            <w:r>
-              <w:rPr>
-                <w:rFonts w:ascii="Calibri" w:hAnsi="Calibri"/>
-                <w:sz w:val="20"/>
-              </w:rPr>
-              <w:t xml:space="default">&lt;1e-04 (independent); &lt;1e-04 (AR(1))</w:t>
-            </w:r>
-          </w:p>
-        </w:tc>
-        <w:tc>
-          <w:tcPr>
-            <w:tcBorders>
-              <w:top w:val="single" w:space="0" w:color="D3D3D3"/>
-              <w:bottom w:val="single" w:space="0" w:color="D3D3D3"/>
-              <w:start w:val="single" w:space="0" w:color="D3D3D3"/>
-              <w:end w:val="single" w:space="0" w:color="D3D3D3"/>
-            </w:tcBorders>
-          </w:tcPr>
-          <w:p>
-            <w:pPr>
-              <w:spacing w:before="0" w:after="60"/>
-              <w:keepNext/>
-              <w:jc w:val="start"/>
-            </w:pPr>
-            <w:r>
-              <w:rPr>
-                <w:rFonts w:ascii="Calibri" w:hAnsi="Calibri"/>
-                <w:sz w:val="20"/>
-              </w:rPr>
-              <w:t xml:space="default">phi = 0.07 per 0.1 ka; LRT p = 0.72; dAIC(AR1 - indep) = 1.9</w:t>
+              <w:t xml:space="default">0.12</w:t>
+            </w:r>
+          </w:p>
+        </w:tc>
+        <w:tc>
+          <w:tcPr>
+            <w:tcBorders>
+              <w:top w:val="single" w:space="0" w:color="D3D3D3"/>
+              <w:bottom w:val="single" w:space="0" w:color="D3D3D3"/>
+              <w:start w:val="single" w:space="0" w:color="D3D3D3"/>
+              <w:end w:val="single" w:space="0" w:color="D3D3D3"/>
+            </w:tcBorders>
+          </w:tcPr>
+          <w:p>
+            <w:pPr>
+              <w:spacing w:before="0" w:after="60"/>
+              <w:keepNext/>
+              <w:jc w:val="start"/>
+            </w:pPr>
+            <w:r>
+              <w:rPr>
+                <w:rFonts w:ascii="Calibri" w:hAnsi="Calibri"/>
+                <w:sz w:val="20"/>
+              </w:rPr>
+              <w:t xml:space="default">0.22 (independent); 0.22 (AR(1))</w:t>
+            </w:r>
+          </w:p>
+        </w:tc>
+        <w:tc>
+          <w:tcPr>
+            <w:tcBorders>
+              <w:top w:val="single" w:space="0" w:color="D3D3D3"/>
+              <w:bottom w:val="single" w:space="0" w:color="D3D3D3"/>
+              <w:start w:val="single" w:space="0" w:color="D3D3D3"/>
+              <w:end w:val="single" w:space="0" w:color="D3D3D3"/>
+            </w:tcBorders>
+          </w:tcPr>
+          <w:p>
+            <w:pPr>
+              <w:spacing w:before="0" w:after="60"/>
+              <w:keepNext/>
+              <w:jc w:val="start"/>
+            </w:pPr>
+            <w:r>
+              <w:rPr>
+                <w:rFonts w:ascii="Calibri" w:hAnsi="Calibri"/>
+                <w:sz w:val="20"/>
+              </w:rPr>
+              <w:t xml:space="default">phi = 0.02 per 0.1 ka; LRT p = 0.95; dAIC(AR1 - indep) = 2.0</w:t>
             </w:r>
           </w:p>
         </w:tc>
@@ -544,79 +544,79 @@
                 <w:rFonts w:ascii="Calibri" w:hAnsi="Calibri"/>
                 <w:sz w:val="20"/>
               </w:rPr>
-              <w:t xml:space="default">s(Hur100_fqcy)</w:t>
-            </w:r>
-          </w:p>
-        </w:tc>
-        <w:tc>
-          <w:tcPr>
-            <w:tcBorders>
-              <w:top w:val="single" w:space="0" w:color="D3D3D3"/>
-              <w:bottom w:val="single" w:space="0" w:color="D3D3D3"/>
-              <w:start w:val="single" w:space="0" w:color="D3D3D3"/>
-              <w:end w:val="single" w:space="0" w:color="D3D3D3"/>
-            </w:tcBorders>
-          </w:tcPr>
-          <w:p>
-            <w:pPr>
-              <w:spacing w:before="0" w:after="60"/>
-              <w:keepNext/>
-              <w:jc w:val="start"/>
-            </w:pPr>
-            <w:r>
-              <w:rPr>
-                <w:rFonts w:ascii="Calibri" w:hAnsi="Calibri"/>
-                <w:sz w:val="20"/>
-              </w:rPr>
-              <w:t xml:space="default">0.081</w:t>
-            </w:r>
-          </w:p>
-        </w:tc>
-        <w:tc>
-          <w:tcPr>
-            <w:tcBorders>
-              <w:top w:val="single" w:space="0" w:color="D3D3D3"/>
-              <w:bottom w:val="single" w:space="0" w:color="D3D3D3"/>
-              <w:start w:val="single" w:space="0" w:color="D3D3D3"/>
-              <w:end w:val="single" w:space="0" w:color="D3D3D3"/>
-            </w:tcBorders>
-          </w:tcPr>
-          <w:p>
-            <w:pPr>
-              <w:spacing w:before="0" w:after="60"/>
-              <w:keepNext/>
-              <w:jc w:val="start"/>
-            </w:pPr>
-            <w:r>
-              <w:rPr>
-                <w:rFonts w:ascii="Calibri" w:hAnsi="Calibri"/>
-                <w:sz w:val="20"/>
-              </w:rPr>
-              <w:t xml:space="default">NA</w:t>
-            </w:r>
-          </w:p>
-        </w:tc>
-        <w:tc>
-          <w:tcPr>
-            <w:tcBorders>
-              <w:top w:val="single" w:space="0" w:color="D3D3D3"/>
-              <w:bottom w:val="single" w:space="0" w:color="D3D3D3"/>
-              <w:start w:val="single" w:space="0" w:color="D3D3D3"/>
-              <w:end w:val="single" w:space="0" w:color="D3D3D3"/>
-            </w:tcBorders>
-          </w:tcPr>
-          <w:p>
-            <w:pPr>
-              <w:spacing w:before="0" w:after="60"/>
-              <w:keepNext/>
-              <w:jc w:val="start"/>
-            </w:pPr>
-            <w:r>
-              <w:rPr>
-                <w:rFonts w:ascii="Calibri" w:hAnsi="Calibri"/>
-                <w:sz w:val="20"/>
-              </w:rPr>
-              <w:t xml:space="default">selected model M5_av (weight 0.34) vs M4_fqcy; deviance explained 34.0 % vs 16.5 %</w:t>
+              <w:t xml:space="default">climate terms with p &lt; 0.05</w:t>
+            </w:r>
+          </w:p>
+        </w:tc>
+        <w:tc>
+          <w:tcPr>
+            <w:tcBorders>
+              <w:top w:val="single" w:space="0" w:color="D3D3D3"/>
+              <w:bottom w:val="single" w:space="0" w:color="D3D3D3"/>
+              <w:start w:val="single" w:space="0" w:color="D3D3D3"/>
+              <w:end w:val="single" w:space="0" w:color="D3D3D3"/>
+            </w:tcBorders>
+          </w:tcPr>
+          <w:p>
+            <w:pPr>
+              <w:spacing w:before="0" w:after="60"/>
+              <w:keepNext/>
+              <w:jc w:val="start"/>
+            </w:pPr>
+            <w:r>
+              <w:rPr>
+                <w:rFonts w:ascii="Calibri" w:hAnsi="Calibri"/>
+                <w:sz w:val="20"/>
+              </w:rPr>
+              <w:t xml:space="default">s(Hur100_fqcy) (0.0023)</w:t>
+            </w:r>
+          </w:p>
+        </w:tc>
+        <w:tc>
+          <w:tcPr>
+            <w:tcBorders>
+              <w:top w:val="single" w:space="0" w:color="D3D3D3"/>
+              <w:bottom w:val="single" w:space="0" w:color="D3D3D3"/>
+              <w:start w:val="single" w:space="0" w:color="D3D3D3"/>
+              <w:end w:val="single" w:space="0" w:color="D3D3D3"/>
+            </w:tcBorders>
+          </w:tcPr>
+          <w:p>
+            <w:pPr>
+              <w:spacing w:before="0" w:after="60"/>
+              <w:keepNext/>
+              <w:jc w:val="start"/>
+            </w:pPr>
+            <w:r>
+              <w:rPr>
+                <w:rFonts w:ascii="Calibri" w:hAnsi="Calibri"/>
+                <w:sz w:val="20"/>
+              </w:rPr>
+              <w:t xml:space="default">Hydro (0.00099)</w:t>
+            </w:r>
+          </w:p>
+        </w:tc>
+        <w:tc>
+          <w:tcPr>
+            <w:tcBorders>
+              <w:top w:val="single" w:space="0" w:color="D3D3D3"/>
+              <w:bottom w:val="single" w:space="0" w:color="D3D3D3"/>
+              <w:start w:val="single" w:space="0" w:color="D3D3D3"/>
+              <w:end w:val="single" w:space="0" w:color="D3D3D3"/>
+            </w:tcBorders>
+          </w:tcPr>
+          <w:p>
+            <w:pPr>
+              <w:spacing w:before="0" w:after="60"/>
+              <w:keepNext/>
+              <w:jc w:val="start"/>
+            </w:pPr>
+            <w:r>
+              <w:rPr>
+                <w:rFonts w:ascii="Calibri" w:hAnsi="Calibri"/>
+                <w:sz w:val="20"/>
+              </w:rPr>
+              <w:t xml:space="default">selected model M5_av (weight 0.39) vs M6_fqcy; deviance explained 29.3 % vs 36.0 %</w:t>
             </w:r>
           </w:p>
         </w:tc>
@@ -773,7 +773,7 @@
                 <w:rFonts w:ascii="Calibri" w:hAnsi="Calibri"/>
                 <w:sz w:val="20"/>
               </w:rPr>
-              <w:t xml:space="default">best marginal model on the pooled series: M_hyd (weight 0.80); reference = same model on the source-standardized series</w:t>
+              <w:t xml:space="default">best marginal model on the pooled series: M_hyd (weight 0.81); reference = same model on the source-standardized series</w:t>
             </w:r>
           </w:p>
         </w:tc>
@@ -882,7 +882,7 @@
                 <w:rFonts w:ascii="Calibri" w:hAnsi="Calibri"/>
                 <w:sz w:val="20"/>
               </w:rPr>
-              <w:t xml:space="default">0.81</w:t>
+              <w:t xml:space="default">0.068</w:t>
             </w:r>
           </w:p>
         </w:tc>
@@ -1007,7 +1007,7 @@
                 <w:rFonts w:ascii="Calibri" w:hAnsi="Calibri"/>
                 <w:sz w:val="20"/>
               </w:rPr>
-              <w:t xml:space="default">0.0025</w:t>
+              <w:t xml:space="default">0.042</w:t>
             </w:r>
           </w:p>
         </w:tc>
@@ -1132,7 +1132,7 @@
                 <w:rFonts w:ascii="Calibri" w:hAnsi="Calibri"/>
                 <w:sz w:val="20"/>
               </w:rPr>
-              <w:t xml:space="default">0.00015</w:t>
+              <w:t xml:space="default">0.036</w:t>
             </w:r>
           </w:p>
         </w:tc>
@@ -1313,31 +1313,31 @@
                 <w:rFonts w:ascii="Calibri" w:hAnsi="Calibri"/>
                 <w:sz w:val="20"/>
               </w:rPr>
-              <w:t xml:space="default">0.99</w:t>
-            </w:r>
-          </w:p>
-        </w:tc>
-        <w:tc>
-          <w:tcPr>
-            <w:tcBorders>
-              <w:top w:val="single" w:space="0" w:color="D3D3D3"/>
-              <w:bottom w:val="single" w:space="0" w:color="D3D3D3"/>
-              <w:start w:val="single" w:space="0" w:color="D3D3D3"/>
-              <w:end w:val="single" w:space="0" w:color="D3D3D3"/>
-            </w:tcBorders>
-          </w:tcPr>
-          <w:p>
-            <w:pPr>
-              <w:spacing w:before="0" w:after="60"/>
-              <w:keepNext/>
-              <w:jc w:val="start"/>
-            </w:pPr>
-            <w:r>
-              <w:rPr>
-                <w:rFonts w:ascii="Calibri" w:hAnsi="Calibri"/>
-                <w:sz w:val="20"/>
-              </w:rPr>
-              <w:t xml:space="default">reference = marginal thermal-regime model; s(Hur100_av) in the extended model: p = &lt;1e-04</w:t>
+              <w:t xml:space="default">&lt;1e-04</w:t>
+            </w:r>
+          </w:p>
+        </w:tc>
+        <w:tc>
+          <w:tcPr>
+            <w:tcBorders>
+              <w:top w:val="single" w:space="0" w:color="D3D3D3"/>
+              <w:bottom w:val="single" w:space="0" w:color="D3D3D3"/>
+              <w:start w:val="single" w:space="0" w:color="D3D3D3"/>
+              <w:end w:val="single" w:space="0" w:color="D3D3D3"/>
+            </w:tcBorders>
+          </w:tcPr>
+          <w:p>
+            <w:pPr>
+              <w:spacing w:before="0" w:after="60"/>
+              <w:keepNext/>
+              <w:jc w:val="start"/>
+            </w:pPr>
+            <w:r>
+              <w:rPr>
+                <w:rFonts w:ascii="Calibri" w:hAnsi="Calibri"/>
+                <w:sz w:val="20"/>
+              </w:rPr>
+              <w:t xml:space="default">reference = marginal thermal-regime model; s(Hur100_av) in the extended model: p = 0.12</w:t>
             </w:r>
           </w:p>
         </w:tc>
